--- a/fra/docx/020.content.docx
+++ b/fra/docx/020.content.docx
@@ -30044,7 +30044,19 @@
         <w:rPr>
           <w:lang w:val="fr_FR" w:bidi="fr_FR"/>
         </w:rPr>
-        <w:t>,16). Le pourpre, le colorant le plus cher, est resté la couleur distinctive des rois et des nobles. La première convertie chrétienne en Europe, Lydie, était une femme d'affaires qui vendait le coûteux tissu pourpre (</w:t>
+        <w:t>,</w:t>
+      </w:r>
+      <w:r>
+        <w:rPr>
+          <w:lang w:val="fr_FR" w:bidi="fr_FR"/>
+        </w:rPr>
+        <w:t>16</w:t>
+      </w:r>
+      <w:r>
+        <w:rPr>
+          <w:lang w:val="fr_FR" w:bidi="fr_FR"/>
+        </w:rPr>
+        <w:t>). Le pourpre, le colorant le plus cher, est resté la couleur distinctive des rois et des nobles. La première convertie chrétienne en Europe, Lydie, était une femme d'affaires qui vendait le coûteux tissu pourpre (</w:t>
       </w:r>
       <w:r>
         <w:rPr>
